--- a/Tuan_01/BoardNhiemVu.docx
+++ b/Tuan_01/BoardNhiemVu.docx
@@ -21,7 +21,7 @@
       <w:r>
         <w:rPr>
           <w:rFonts w:ascii="Consolas" w:hAnsi="Consolas"/>
-          <w:color w:val="8B1A1A"/>
+          <w:color w:val="000000"/>
           <w:sz w:val="19"/>
         </w:rPr>
         <w:t>board_nhiem_vu.csv</w:t>
@@ -49,7 +49,7 @@
         <w:tc>
           <w:tcPr>
             <w:tcW w:type="dxa" w:w="1392"/>
-            <w:shd w:val="clear" w:color="auto" w:fill="D9E2F3"/>
+            <w:shd w:val="clear" w:color="auto" w:fill="E7E6E6"/>
           </w:tcPr>
           <w:p>
             <w:r>
@@ -69,7 +69,7 @@
         <w:tc>
           <w:tcPr>
             <w:tcW w:type="dxa" w:w="1392"/>
-            <w:shd w:val="clear" w:color="auto" w:fill="D9E2F3"/>
+            <w:shd w:val="clear" w:color="auto" w:fill="E7E6E6"/>
           </w:tcPr>
           <w:p>
             <w:r>
@@ -89,7 +89,7 @@
         <w:tc>
           <w:tcPr>
             <w:tcW w:type="dxa" w:w="1392"/>
-            <w:shd w:val="clear" w:color="auto" w:fill="D9E2F3"/>
+            <w:shd w:val="clear" w:color="auto" w:fill="E7E6E6"/>
           </w:tcPr>
           <w:p>
             <w:r>
@@ -109,7 +109,7 @@
         <w:tc>
           <w:tcPr>
             <w:tcW w:type="dxa" w:w="1392"/>
-            <w:shd w:val="clear" w:color="auto" w:fill="D9E2F3"/>
+            <w:shd w:val="clear" w:color="auto" w:fill="E7E6E6"/>
           </w:tcPr>
           <w:p>
             <w:r>
@@ -129,7 +129,7 @@
         <w:tc>
           <w:tcPr>
             <w:tcW w:type="dxa" w:w="1392"/>
-            <w:shd w:val="clear" w:color="auto" w:fill="D9E2F3"/>
+            <w:shd w:val="clear" w:color="auto" w:fill="E7E6E6"/>
           </w:tcPr>
           <w:p>
             <w:r>
@@ -149,7 +149,7 @@
         <w:tc>
           <w:tcPr>
             <w:tcW w:type="dxa" w:w="1392"/>
-            <w:shd w:val="clear" w:color="auto" w:fill="D9E2F3"/>
+            <w:shd w:val="clear" w:color="auto" w:fill="E7E6E6"/>
           </w:tcPr>
           <w:p>
             <w:r>
@@ -169,7 +169,7 @@
         <w:tc>
           <w:tcPr>
             <w:tcW w:type="dxa" w:w="1392"/>
-            <w:shd w:val="clear" w:color="auto" w:fill="D9E2F3"/>
+            <w:shd w:val="clear" w:color="auto" w:fill="E7E6E6"/>
           </w:tcPr>
           <w:p>
             <w:r>
@@ -2364,6 +2364,7 @@
     <w:rsid w:val="00FC693F"/>
     <w:rPr>
       <w:rFonts w:ascii="Times New Roman" w:hAnsi="Times New Roman" w:eastAsia="Times New Roman"/>
+      <w:color w:val="000000"/>
       <w:sz w:val="24"/>
     </w:rPr>
   </w:style>
@@ -2429,7 +2430,7 @@
       <w:rFonts w:ascii="Times New Roman" w:hAnsi="Times New Roman" w:eastAsia="Times New Roman" w:cs="Times New Roman"/>
       <w:b/>
       <w:bCs/>
-      <w:color w:val="1F3A68"/>
+      <w:color w:val="000000"/>
       <w:sz w:val="28"/>
       <w:szCs w:val="28"/>
     </w:rPr>
@@ -2453,7 +2454,7 @@
       <w:rFonts w:ascii="Times New Roman" w:hAnsi="Times New Roman" w:eastAsia="Times New Roman" w:cs="Times New Roman"/>
       <w:b/>
       <w:bCs/>
-      <w:color w:val="1F3A68"/>
+      <w:color w:val="000000"/>
       <w:sz w:val="26"/>
       <w:szCs w:val="26"/>
     </w:rPr>
@@ -2477,7 +2478,7 @@
       <w:rFonts w:ascii="Times New Roman" w:hAnsi="Times New Roman" w:eastAsia="Times New Roman" w:cs="Times New Roman"/>
       <w:b/>
       <w:bCs/>
-      <w:color w:val="1F3A68"/>
+      <w:color w:val="000000"/>
     </w:rPr>
   </w:style>
   <w:style w:type="paragraph" w:styleId="Heading4">
@@ -2502,7 +2503,7 @@
       <w:bCs/>
       <w:i/>
       <w:iCs/>
-      <w:color w:val="1F3A68"/>
+      <w:color w:val="000000"/>
     </w:rPr>
   </w:style>
   <w:style w:type="paragraph" w:styleId="Heading5">
@@ -2523,7 +2524,7 @@
     </w:pPr>
     <w:rPr>
       <w:rFonts w:asciiTheme="majorHAnsi" w:eastAsiaTheme="majorEastAsia" w:hAnsiTheme="majorHAnsi" w:cstheme="majorBidi"/>
-      <w:color w:val="243F60" w:themeColor="accent1" w:themeShade="7F"/>
+      <w:color w:val="000000"/>
     </w:rPr>
   </w:style>
   <w:style w:type="paragraph" w:styleId="Heading6">
@@ -2546,7 +2547,7 @@
       <w:rFonts w:asciiTheme="majorHAnsi" w:eastAsiaTheme="majorEastAsia" w:hAnsiTheme="majorHAnsi" w:cstheme="majorBidi"/>
       <w:i/>
       <w:iCs/>
-      <w:color w:val="243F60" w:themeColor="accent1" w:themeShade="7F"/>
+      <w:color w:val="000000"/>
     </w:rPr>
   </w:style>
   <w:style w:type="paragraph" w:styleId="Heading7">
@@ -2569,7 +2570,7 @@
       <w:rFonts w:asciiTheme="majorHAnsi" w:eastAsiaTheme="majorEastAsia" w:hAnsiTheme="majorHAnsi" w:cstheme="majorBidi"/>
       <w:i/>
       <w:iCs/>
-      <w:color w:val="404040" w:themeColor="text1" w:themeTint="BF"/>
+      <w:color w:val="000000"/>
     </w:rPr>
   </w:style>
   <w:style w:type="paragraph" w:styleId="Heading8">
@@ -2590,7 +2591,7 @@
     </w:pPr>
     <w:rPr>
       <w:rFonts w:asciiTheme="majorHAnsi" w:eastAsiaTheme="majorEastAsia" w:hAnsiTheme="majorHAnsi" w:cstheme="majorBidi"/>
-      <w:color w:val="4F81BD" w:themeColor="accent1"/>
+      <w:color w:val="000000"/>
       <w:sz w:val="20"/>
       <w:szCs w:val="20"/>
     </w:rPr>
@@ -2615,7 +2616,7 @@
       <w:rFonts w:asciiTheme="majorHAnsi" w:eastAsiaTheme="majorEastAsia" w:hAnsiTheme="majorHAnsi" w:cstheme="majorBidi"/>
       <w:i/>
       <w:iCs/>
-      <w:color w:val="404040" w:themeColor="text1" w:themeTint="BF"/>
+      <w:color w:val="000000"/>
       <w:sz w:val="20"/>
       <w:szCs w:val="20"/>
     </w:rPr>
@@ -2666,7 +2667,7 @@
       <w:rFonts w:asciiTheme="majorHAnsi" w:eastAsiaTheme="majorEastAsia" w:hAnsiTheme="majorHAnsi" w:cstheme="majorBidi"/>
       <w:b/>
       <w:bCs/>
-      <w:color w:val="365F91" w:themeColor="accent1" w:themeShade="BF"/>
+      <w:color w:val="000000"/>
       <w:sz w:val="28"/>
       <w:szCs w:val="28"/>
     </w:rPr>
@@ -2681,7 +2682,7 @@
       <w:rFonts w:asciiTheme="majorHAnsi" w:eastAsiaTheme="majorEastAsia" w:hAnsiTheme="majorHAnsi" w:cstheme="majorBidi"/>
       <w:b/>
       <w:bCs/>
-      <w:color w:val="4F81BD" w:themeColor="accent1"/>
+      <w:color w:val="000000"/>
       <w:sz w:val="26"/>
       <w:szCs w:val="26"/>
     </w:rPr>
@@ -2696,7 +2697,7 @@
       <w:rFonts w:asciiTheme="majorHAnsi" w:eastAsiaTheme="majorEastAsia" w:hAnsiTheme="majorHAnsi" w:cstheme="majorBidi"/>
       <w:b/>
       <w:bCs/>
-      <w:color w:val="4F81BD" w:themeColor="accent1"/>
+      <w:color w:val="000000"/>
     </w:rPr>
   </w:style>
   <w:style w:type="paragraph" w:styleId="Title">
@@ -2716,7 +2717,7 @@
     </w:pPr>
     <w:rPr>
       <w:rFonts w:ascii="Times New Roman" w:hAnsi="Times New Roman" w:eastAsia="Times New Roman" w:cs="Times New Roman"/>
-      <w:color w:val="1F3A68"/>
+      <w:color w:val="000000"/>
       <w:spacing w:val="5"/>
       <w:kern w:val="28"/>
       <w:sz w:val="52"/>
@@ -2731,7 +2732,7 @@
     <w:rsid w:val="00FC693F"/>
     <w:rPr>
       <w:rFonts w:asciiTheme="majorHAnsi" w:eastAsiaTheme="majorEastAsia" w:hAnsiTheme="majorHAnsi" w:cstheme="majorBidi"/>
-      <w:color w:val="17365D" w:themeColor="text2" w:themeShade="BF"/>
+      <w:color w:val="000000"/>
       <w:spacing w:val="5"/>
       <w:kern w:val="28"/>
       <w:sz w:val="52"/>
@@ -2755,7 +2756,7 @@
       <w:rFonts w:asciiTheme="majorHAnsi" w:eastAsiaTheme="majorEastAsia" w:hAnsiTheme="majorHAnsi" w:cstheme="majorBidi"/>
       <w:i/>
       <w:iCs/>
-      <w:color w:val="4F81BD" w:themeColor="accent1"/>
+      <w:color w:val="000000"/>
       <w:spacing w:val="15"/>
       <w:sz w:val="24"/>
       <w:szCs w:val="24"/>
@@ -2771,7 +2772,7 @@
       <w:rFonts w:asciiTheme="majorHAnsi" w:eastAsiaTheme="majorEastAsia" w:hAnsiTheme="majorHAnsi" w:cstheme="majorBidi"/>
       <w:i/>
       <w:iCs/>
-      <w:color w:val="4F81BD" w:themeColor="accent1"/>
+      <w:color w:val="000000"/>
       <w:spacing w:val="15"/>
       <w:sz w:val="24"/>
       <w:szCs w:val="24"/>
@@ -3043,7 +3044,7 @@
     <w:rPr>
       <w:i/>
       <w:iCs/>
-      <w:color w:val="000000" w:themeColor="text1"/>
+      <w:color w:val="000000"/>
     </w:rPr>
   </w:style>
   <w:style w:type="character" w:customStyle="1" w:styleId="QuoteChar">
@@ -3055,7 +3056,7 @@
     <w:rPr>
       <w:i/>
       <w:iCs/>
-      <w:color w:val="000000" w:themeColor="text1"/>
+      <w:color w:val="000000"/>
     </w:rPr>
   </w:style>
   <w:style w:type="character" w:customStyle="1" w:styleId="Heading4Char">
@@ -3071,7 +3072,7 @@
       <w:bCs/>
       <w:i/>
       <w:iCs/>
-      <w:color w:val="4F81BD" w:themeColor="accent1"/>
+      <w:color w:val="000000"/>
     </w:rPr>
   </w:style>
   <w:style w:type="character" w:customStyle="1" w:styleId="Heading5Char">
@@ -3083,7 +3084,7 @@
     <w:rsid w:val="00FC693F"/>
     <w:rPr>
       <w:rFonts w:asciiTheme="majorHAnsi" w:eastAsiaTheme="majorEastAsia" w:hAnsiTheme="majorHAnsi" w:cstheme="majorBidi"/>
-      <w:color w:val="243F60" w:themeColor="accent1" w:themeShade="7F"/>
+      <w:color w:val="000000"/>
     </w:rPr>
   </w:style>
   <w:style w:type="character" w:customStyle="1" w:styleId="Heading6Char">
@@ -3097,7 +3098,7 @@
       <w:rFonts w:asciiTheme="majorHAnsi" w:eastAsiaTheme="majorEastAsia" w:hAnsiTheme="majorHAnsi" w:cstheme="majorBidi"/>
       <w:i/>
       <w:iCs/>
-      <w:color w:val="243F60" w:themeColor="accent1" w:themeShade="7F"/>
+      <w:color w:val="000000"/>
     </w:rPr>
   </w:style>
   <w:style w:type="character" w:customStyle="1" w:styleId="Heading7Char">
@@ -3111,7 +3112,7 @@
       <w:rFonts w:asciiTheme="majorHAnsi" w:eastAsiaTheme="majorEastAsia" w:hAnsiTheme="majorHAnsi" w:cstheme="majorBidi"/>
       <w:i/>
       <w:iCs/>
-      <w:color w:val="404040" w:themeColor="text1" w:themeTint="BF"/>
+      <w:color w:val="000000"/>
     </w:rPr>
   </w:style>
   <w:style w:type="character" w:customStyle="1" w:styleId="Heading8Char">
@@ -3123,7 +3124,7 @@
     <w:rsid w:val="00FC693F"/>
     <w:rPr>
       <w:rFonts w:asciiTheme="majorHAnsi" w:eastAsiaTheme="majorEastAsia" w:hAnsiTheme="majorHAnsi" w:cstheme="majorBidi"/>
-      <w:color w:val="4F81BD" w:themeColor="accent1"/>
+      <w:color w:val="000000"/>
       <w:sz w:val="20"/>
       <w:szCs w:val="20"/>
     </w:rPr>
@@ -3139,7 +3140,7 @@
       <w:rFonts w:asciiTheme="majorHAnsi" w:eastAsiaTheme="majorEastAsia" w:hAnsiTheme="majorHAnsi" w:cstheme="majorBidi"/>
       <w:i/>
       <w:iCs/>
-      <w:color w:val="404040" w:themeColor="text1" w:themeTint="BF"/>
+      <w:color w:val="000000"/>
       <w:sz w:val="20"/>
       <w:szCs w:val="20"/>
     </w:rPr>
@@ -3159,7 +3160,7 @@
     <w:rPr>
       <w:b/>
       <w:bCs/>
-      <w:color w:val="4F81BD" w:themeColor="accent1"/>
+      <w:color w:val="000000"/>
       <w:sz w:val="18"/>
       <w:szCs w:val="18"/>
     </w:rPr>
@@ -3206,7 +3207,7 @@
       <w:bCs/>
       <w:i/>
       <w:iCs/>
-      <w:color w:val="4F81BD" w:themeColor="accent1"/>
+      <w:color w:val="000000"/>
     </w:rPr>
   </w:style>
   <w:style w:type="character" w:customStyle="1" w:styleId="IntenseQuoteChar">
@@ -3220,7 +3221,7 @@
       <w:bCs/>
       <w:i/>
       <w:iCs/>
-      <w:color w:val="4F81BD" w:themeColor="accent1"/>
+      <w:color w:val="000000"/>
     </w:rPr>
   </w:style>
   <w:style w:type="character" w:styleId="SubtleEmphasis">
@@ -3232,7 +3233,7 @@
     <w:rPr>
       <w:i/>
       <w:iCs/>
-      <w:color w:val="808080" w:themeColor="text1" w:themeTint="7F"/>
+      <w:color w:val="000000"/>
     </w:rPr>
   </w:style>
   <w:style w:type="character" w:styleId="IntenseEmphasis">
@@ -3246,7 +3247,7 @@
       <w:bCs/>
       <w:i/>
       <w:iCs/>
-      <w:color w:val="4F81BD" w:themeColor="accent1"/>
+      <w:color w:val="000000"/>
     </w:rPr>
   </w:style>
   <w:style w:type="character" w:styleId="SubtleReference">
@@ -3257,7 +3258,7 @@
     <w:rsid w:val="00FC693F"/>
     <w:rPr>
       <w:smallCaps/>
-      <w:color w:val="C0504D" w:themeColor="accent2"/>
+      <w:color w:val="000000"/>
       <w:u w:val="single"/>
     </w:rPr>
   </w:style>
@@ -3271,7 +3272,7 @@
       <w:b/>
       <w:bCs/>
       <w:smallCaps/>
-      <w:color w:val="C0504D" w:themeColor="accent2"/>
+      <w:color w:val="000000"/>
       <w:spacing w:val="5"/>
       <w:u w:val="single"/>
     </w:rPr>
@@ -3337,7 +3338,7 @@
       <w:spacing w:after="0" w:line="240" w:lineRule="auto"/>
     </w:pPr>
     <w:rPr>
-      <w:color w:val="000000" w:themeColor="text1" w:themeShade="BF"/>
+      <w:color w:val="000000"/>
     </w:rPr>
     <w:tblPr>
       <w:tblStyleRowBandSize w:val="1"/>
@@ -3440,7 +3441,7 @@
       <w:spacing w:after="0" w:line="240" w:lineRule="auto"/>
     </w:pPr>
     <w:rPr>
-      <w:color w:val="365F91" w:themeColor="accent1" w:themeShade="BF"/>
+      <w:color w:val="000000"/>
     </w:rPr>
     <w:tblPr>
       <w:tblStyleRowBandSize w:val="1"/>
@@ -3543,7 +3544,7 @@
       <w:spacing w:after="0" w:line="240" w:lineRule="auto"/>
     </w:pPr>
     <w:rPr>
-      <w:color w:val="943634" w:themeColor="accent2" w:themeShade="BF"/>
+      <w:color w:val="000000"/>
     </w:rPr>
     <w:tblPr>
       <w:tblStyleRowBandSize w:val="1"/>
@@ -3646,7 +3647,7 @@
       <w:spacing w:after="0" w:line="240" w:lineRule="auto"/>
     </w:pPr>
     <w:rPr>
-      <w:color w:val="76923C" w:themeColor="accent3" w:themeShade="BF"/>
+      <w:color w:val="000000"/>
     </w:rPr>
     <w:tblPr>
       <w:tblStyleRowBandSize w:val="1"/>
@@ -3749,7 +3750,7 @@
       <w:spacing w:after="0" w:line="240" w:lineRule="auto"/>
     </w:pPr>
     <w:rPr>
-      <w:color w:val="5F497A" w:themeColor="accent4" w:themeShade="BF"/>
+      <w:color w:val="000000"/>
     </w:rPr>
     <w:tblPr>
       <w:tblStyleRowBandSize w:val="1"/>
@@ -3852,7 +3853,7 @@
       <w:spacing w:after="0" w:line="240" w:lineRule="auto"/>
     </w:pPr>
     <w:rPr>
-      <w:color w:val="31849B" w:themeColor="accent5" w:themeShade="BF"/>
+      <w:color w:val="000000"/>
     </w:rPr>
     <w:tblPr>
       <w:tblStyleRowBandSize w:val="1"/>
@@ -3955,7 +3956,7 @@
       <w:spacing w:after="0" w:line="240" w:lineRule="auto"/>
     </w:pPr>
     <w:rPr>
-      <w:color w:val="E36C0A" w:themeColor="accent6" w:themeShade="BF"/>
+      <w:color w:val="000000"/>
     </w:rPr>
     <w:tblPr>
       <w:tblStyleRowBandSize w:val="1"/>
@@ -4081,7 +4082,7 @@
       <w:rPr>
         <w:b/>
         <w:bCs/>
-        <w:color w:val="FFFFFF" w:themeColor="background1"/>
+        <w:color w:val="000000"/>
       </w:rPr>
       <w:tblPr/>
       <w:tcPr>
@@ -4173,7 +4174,7 @@
       <w:rPr>
         <w:b/>
         <w:bCs/>
-        <w:color w:val="FFFFFF" w:themeColor="background1"/>
+        <w:color w:val="000000"/>
       </w:rPr>
       <w:tblPr/>
       <w:tcPr>
@@ -4265,7 +4266,7 @@
       <w:rPr>
         <w:b/>
         <w:bCs/>
-        <w:color w:val="FFFFFF" w:themeColor="background1"/>
+        <w:color w:val="000000"/>
       </w:rPr>
       <w:tblPr/>
       <w:tcPr>
@@ -4357,7 +4358,7 @@
       <w:rPr>
         <w:b/>
         <w:bCs/>
-        <w:color w:val="FFFFFF" w:themeColor="background1"/>
+        <w:color w:val="000000"/>
       </w:rPr>
       <w:tblPr/>
       <w:tcPr>
@@ -4449,7 +4450,7 @@
       <w:rPr>
         <w:b/>
         <w:bCs/>
-        <w:color w:val="FFFFFF" w:themeColor="background1"/>
+        <w:color w:val="000000"/>
       </w:rPr>
       <w:tblPr/>
       <w:tcPr>
@@ -4541,7 +4542,7 @@
       <w:rPr>
         <w:b/>
         <w:bCs/>
-        <w:color w:val="FFFFFF" w:themeColor="background1"/>
+        <w:color w:val="000000"/>
       </w:rPr>
       <w:tblPr/>
       <w:tcPr>
@@ -4633,7 +4634,7 @@
       <w:rPr>
         <w:b/>
         <w:bCs/>
-        <w:color w:val="FFFFFF" w:themeColor="background1"/>
+        <w:color w:val="000000"/>
       </w:rPr>
       <w:tblPr/>
       <w:tcPr>
@@ -5636,7 +5637,7 @@
       <w:rPr>
         <w:b/>
         <w:bCs/>
-        <w:color w:val="FFFFFF" w:themeColor="background1"/>
+        <w:color w:val="000000"/>
       </w:rPr>
       <w:tblPr/>
       <w:tcPr>
@@ -5742,7 +5743,7 @@
       <w:rPr>
         <w:b/>
         <w:bCs/>
-        <w:color w:val="FFFFFF" w:themeColor="background1"/>
+        <w:color w:val="000000"/>
       </w:rPr>
       <w:tblPr/>
       <w:tcPr>
@@ -5848,7 +5849,7 @@
       <w:rPr>
         <w:b/>
         <w:bCs/>
-        <w:color w:val="FFFFFF" w:themeColor="background1"/>
+        <w:color w:val="000000"/>
       </w:rPr>
       <w:tblPr/>
       <w:tcPr>
@@ -5954,7 +5955,7 @@
       <w:rPr>
         <w:b/>
         <w:bCs/>
-        <w:color w:val="FFFFFF" w:themeColor="background1"/>
+        <w:color w:val="000000"/>
       </w:rPr>
       <w:tblPr/>
       <w:tcPr>
@@ -6060,7 +6061,7 @@
       <w:rPr>
         <w:b/>
         <w:bCs/>
-        <w:color w:val="FFFFFF" w:themeColor="background1"/>
+        <w:color w:val="000000"/>
       </w:rPr>
       <w:tblPr/>
       <w:tcPr>
@@ -6166,7 +6167,7 @@
       <w:rPr>
         <w:b/>
         <w:bCs/>
-        <w:color w:val="FFFFFF" w:themeColor="background1"/>
+        <w:color w:val="000000"/>
       </w:rPr>
       <w:tblPr/>
       <w:tcPr>
@@ -6272,7 +6273,7 @@
       <w:rPr>
         <w:b/>
         <w:bCs/>
-        <w:color w:val="FFFFFF" w:themeColor="background1"/>
+        <w:color w:val="000000"/>
       </w:rPr>
       <w:tblPr/>
       <w:tcPr>
@@ -6375,7 +6376,7 @@
       <w:rPr>
         <w:b/>
         <w:bCs/>
-        <w:color w:val="FFFFFF" w:themeColor="background1"/>
+        <w:color w:val="000000"/>
       </w:rPr>
       <w:tblPr/>
       <w:tcPr>
@@ -6395,7 +6396,7 @@
         <w:spacing w:before="0" w:after="0" w:line="240" w:lineRule="auto"/>
       </w:pPr>
       <w:rPr>
-        <w:color w:val="auto"/>
+        <w:color w:val="000000"/>
       </w:rPr>
       <w:tblPr/>
       <w:tcPr>
@@ -6414,7 +6415,7 @@
       <w:rPr>
         <w:b/>
         <w:bCs/>
-        <w:color w:val="FFFFFF" w:themeColor="background1"/>
+        <w:color w:val="000000"/>
       </w:rPr>
       <w:tblPr/>
       <w:tcPr>
@@ -6433,7 +6434,7 @@
       <w:rPr>
         <w:b/>
         <w:bCs/>
-        <w:color w:val="FFFFFF" w:themeColor="background1"/>
+        <w:color w:val="000000"/>
       </w:rPr>
       <w:tblPr/>
       <w:tcPr>
@@ -6479,7 +6480,7 @@
     </w:tblStylePr>
     <w:tblStylePr w:type="nwCell">
       <w:rPr>
-        <w:color w:val="FFFFFF" w:themeColor="background1"/>
+        <w:color w:val="000000"/>
       </w:rPr>
       <w:tblPr/>
       <w:tcPr>
@@ -6524,7 +6525,7 @@
       <w:rPr>
         <w:b/>
         <w:bCs/>
-        <w:color w:val="FFFFFF" w:themeColor="background1"/>
+        <w:color w:val="000000"/>
       </w:rPr>
       <w:tblPr/>
       <w:tcPr>
@@ -6544,7 +6545,7 @@
         <w:spacing w:before="0" w:after="0" w:line="240" w:lineRule="auto"/>
       </w:pPr>
       <w:rPr>
-        <w:color w:val="auto"/>
+        <w:color w:val="000000"/>
       </w:rPr>
       <w:tblPr/>
       <w:tcPr>
@@ -6563,7 +6564,7 @@
       <w:rPr>
         <w:b/>
         <w:bCs/>
-        <w:color w:val="FFFFFF" w:themeColor="background1"/>
+        <w:color w:val="000000"/>
       </w:rPr>
       <w:tblPr/>
       <w:tcPr>
@@ -6582,7 +6583,7 @@
       <w:rPr>
         <w:b/>
         <w:bCs/>
-        <w:color w:val="FFFFFF" w:themeColor="background1"/>
+        <w:color w:val="000000"/>
       </w:rPr>
       <w:tblPr/>
       <w:tcPr>
@@ -6628,7 +6629,7 @@
     </w:tblStylePr>
     <w:tblStylePr w:type="nwCell">
       <w:rPr>
-        <w:color w:val="FFFFFF" w:themeColor="background1"/>
+        <w:color w:val="000000"/>
       </w:rPr>
       <w:tblPr/>
       <w:tcPr>
@@ -6673,7 +6674,7 @@
       <w:rPr>
         <w:b/>
         <w:bCs/>
-        <w:color w:val="FFFFFF" w:themeColor="background1"/>
+        <w:color w:val="000000"/>
       </w:rPr>
       <w:tblPr/>
       <w:tcPr>
@@ -6693,7 +6694,7 @@
         <w:spacing w:before="0" w:after="0" w:line="240" w:lineRule="auto"/>
       </w:pPr>
       <w:rPr>
-        <w:color w:val="auto"/>
+        <w:color w:val="000000"/>
       </w:rPr>
       <w:tblPr/>
       <w:tcPr>
@@ -6712,7 +6713,7 @@
       <w:rPr>
         <w:b/>
         <w:bCs/>
-        <w:color w:val="FFFFFF" w:themeColor="background1"/>
+        <w:color w:val="000000"/>
       </w:rPr>
       <w:tblPr/>
       <w:tcPr>
@@ -6731,7 +6732,7 @@
       <w:rPr>
         <w:b/>
         <w:bCs/>
-        <w:color w:val="FFFFFF" w:themeColor="background1"/>
+        <w:color w:val="000000"/>
       </w:rPr>
       <w:tblPr/>
       <w:tcPr>
@@ -6777,7 +6778,7 @@
     </w:tblStylePr>
     <w:tblStylePr w:type="nwCell">
       <w:rPr>
-        <w:color w:val="FFFFFF" w:themeColor="background1"/>
+        <w:color w:val="000000"/>
       </w:rPr>
       <w:tblPr/>
       <w:tcPr>
@@ -6822,7 +6823,7 @@
       <w:rPr>
         <w:b/>
         <w:bCs/>
-        <w:color w:val="FFFFFF" w:themeColor="background1"/>
+        <w:color w:val="000000"/>
       </w:rPr>
       <w:tblPr/>
       <w:tcPr>
@@ -6842,7 +6843,7 @@
         <w:spacing w:before="0" w:after="0" w:line="240" w:lineRule="auto"/>
       </w:pPr>
       <w:rPr>
-        <w:color w:val="auto"/>
+        <w:color w:val="000000"/>
       </w:rPr>
       <w:tblPr/>
       <w:tcPr>
@@ -6861,7 +6862,7 @@
       <w:rPr>
         <w:b/>
         <w:bCs/>
-        <w:color w:val="FFFFFF" w:themeColor="background1"/>
+        <w:color w:val="000000"/>
       </w:rPr>
       <w:tblPr/>
       <w:tcPr>
@@ -6880,7 +6881,7 @@
       <w:rPr>
         <w:b/>
         <w:bCs/>
-        <w:color w:val="FFFFFF" w:themeColor="background1"/>
+        <w:color w:val="000000"/>
       </w:rPr>
       <w:tblPr/>
       <w:tcPr>
@@ -6926,7 +6927,7 @@
     </w:tblStylePr>
     <w:tblStylePr w:type="nwCell">
       <w:rPr>
-        <w:color w:val="FFFFFF" w:themeColor="background1"/>
+        <w:color w:val="000000"/>
       </w:rPr>
       <w:tblPr/>
       <w:tcPr>
@@ -6971,7 +6972,7 @@
       <w:rPr>
         <w:b/>
         <w:bCs/>
-        <w:color w:val="FFFFFF" w:themeColor="background1"/>
+        <w:color w:val="000000"/>
       </w:rPr>
       <w:tblPr/>
       <w:tcPr>
@@ -6991,7 +6992,7 @@
         <w:spacing w:before="0" w:after="0" w:line="240" w:lineRule="auto"/>
       </w:pPr>
       <w:rPr>
-        <w:color w:val="auto"/>
+        <w:color w:val="000000"/>
       </w:rPr>
       <w:tblPr/>
       <w:tcPr>
@@ -7010,7 +7011,7 @@
       <w:rPr>
         <w:b/>
         <w:bCs/>
-        <w:color w:val="FFFFFF" w:themeColor="background1"/>
+        <w:color w:val="000000"/>
       </w:rPr>
       <w:tblPr/>
       <w:tcPr>
@@ -7029,7 +7030,7 @@
       <w:rPr>
         <w:b/>
         <w:bCs/>
-        <w:color w:val="FFFFFF" w:themeColor="background1"/>
+        <w:color w:val="000000"/>
       </w:rPr>
       <w:tblPr/>
       <w:tcPr>
@@ -7075,7 +7076,7 @@
     </w:tblStylePr>
     <w:tblStylePr w:type="nwCell">
       <w:rPr>
-        <w:color w:val="FFFFFF" w:themeColor="background1"/>
+        <w:color w:val="000000"/>
       </w:rPr>
       <w:tblPr/>
       <w:tcPr>
@@ -7120,7 +7121,7 @@
       <w:rPr>
         <w:b/>
         <w:bCs/>
-        <w:color w:val="FFFFFF" w:themeColor="background1"/>
+        <w:color w:val="000000"/>
       </w:rPr>
       <w:tblPr/>
       <w:tcPr>
@@ -7140,7 +7141,7 @@
         <w:spacing w:before="0" w:after="0" w:line="240" w:lineRule="auto"/>
       </w:pPr>
       <w:rPr>
-        <w:color w:val="auto"/>
+        <w:color w:val="000000"/>
       </w:rPr>
       <w:tblPr/>
       <w:tcPr>
@@ -7159,7 +7160,7 @@
       <w:rPr>
         <w:b/>
         <w:bCs/>
-        <w:color w:val="FFFFFF" w:themeColor="background1"/>
+        <w:color w:val="000000"/>
       </w:rPr>
       <w:tblPr/>
       <w:tcPr>
@@ -7178,7 +7179,7 @@
       <w:rPr>
         <w:b/>
         <w:bCs/>
-        <w:color w:val="FFFFFF" w:themeColor="background1"/>
+        <w:color w:val="000000"/>
       </w:rPr>
       <w:tblPr/>
       <w:tcPr>
@@ -7224,7 +7225,7 @@
     </w:tblStylePr>
     <w:tblStylePr w:type="nwCell">
       <w:rPr>
-        <w:color w:val="FFFFFF" w:themeColor="background1"/>
+        <w:color w:val="000000"/>
       </w:rPr>
       <w:tblPr/>
       <w:tcPr>
@@ -7269,7 +7270,7 @@
       <w:rPr>
         <w:b/>
         <w:bCs/>
-        <w:color w:val="FFFFFF" w:themeColor="background1"/>
+        <w:color w:val="000000"/>
       </w:rPr>
       <w:tblPr/>
       <w:tcPr>
@@ -7289,7 +7290,7 @@
         <w:spacing w:before="0" w:after="0" w:line="240" w:lineRule="auto"/>
       </w:pPr>
       <w:rPr>
-        <w:color w:val="auto"/>
+        <w:color w:val="000000"/>
       </w:rPr>
       <w:tblPr/>
       <w:tcPr>
@@ -7308,7 +7309,7 @@
       <w:rPr>
         <w:b/>
         <w:bCs/>
-        <w:color w:val="FFFFFF" w:themeColor="background1"/>
+        <w:color w:val="000000"/>
       </w:rPr>
       <w:tblPr/>
       <w:tcPr>
@@ -7327,7 +7328,7 @@
       <w:rPr>
         <w:b/>
         <w:bCs/>
-        <w:color w:val="FFFFFF" w:themeColor="background1"/>
+        <w:color w:val="000000"/>
       </w:rPr>
       <w:tblPr/>
       <w:tcPr>
@@ -7373,7 +7374,7 @@
     </w:tblStylePr>
     <w:tblStylePr w:type="nwCell">
       <w:rPr>
-        <w:color w:val="FFFFFF" w:themeColor="background1"/>
+        <w:color w:val="000000"/>
       </w:rPr>
       <w:tblPr/>
       <w:tcPr>
@@ -7397,7 +7398,7 @@
       <w:spacing w:after="0" w:line="240" w:lineRule="auto"/>
     </w:pPr>
     <w:rPr>
-      <w:color w:val="000000" w:themeColor="text1"/>
+      <w:color w:val="000000"/>
     </w:rPr>
     <w:tblPr>
       <w:tblStyleRowBandSize w:val="1"/>
@@ -7430,7 +7431,7 @@
       <w:rPr>
         <w:b/>
         <w:bCs/>
-        <w:color w:val="1F497D" w:themeColor="text2"/>
+        <w:color w:val="000000"/>
       </w:rPr>
       <w:tblPr/>
       <w:tcPr>
@@ -7481,7 +7482,7 @@
       <w:spacing w:after="0" w:line="240" w:lineRule="auto"/>
     </w:pPr>
     <w:rPr>
-      <w:color w:val="000000" w:themeColor="text1"/>
+      <w:color w:val="000000"/>
     </w:rPr>
     <w:tblPr>
       <w:tblStyleRowBandSize w:val="1"/>
@@ -7514,7 +7515,7 @@
       <w:rPr>
         <w:b/>
         <w:bCs/>
-        <w:color w:val="1F497D" w:themeColor="text2"/>
+        <w:color w:val="000000"/>
       </w:rPr>
       <w:tblPr/>
       <w:tcPr>
@@ -7565,7 +7566,7 @@
       <w:spacing w:after="0" w:line="240" w:lineRule="auto"/>
     </w:pPr>
     <w:rPr>
-      <w:color w:val="000000" w:themeColor="text1"/>
+      <w:color w:val="000000"/>
     </w:rPr>
     <w:tblPr>
       <w:tblStyleRowBandSize w:val="1"/>
@@ -7598,7 +7599,7 @@
       <w:rPr>
         <w:b/>
         <w:bCs/>
-        <w:color w:val="1F497D" w:themeColor="text2"/>
+        <w:color w:val="000000"/>
       </w:rPr>
       <w:tblPr/>
       <w:tcPr>
@@ -7649,7 +7650,7 @@
       <w:spacing w:after="0" w:line="240" w:lineRule="auto"/>
     </w:pPr>
     <w:rPr>
-      <w:color w:val="000000" w:themeColor="text1"/>
+      <w:color w:val="000000"/>
     </w:rPr>
     <w:tblPr>
       <w:tblStyleRowBandSize w:val="1"/>
@@ -7682,7 +7683,7 @@
       <w:rPr>
         <w:b/>
         <w:bCs/>
-        <w:color w:val="1F497D" w:themeColor="text2"/>
+        <w:color w:val="000000"/>
       </w:rPr>
       <w:tblPr/>
       <w:tcPr>
@@ -7733,7 +7734,7 @@
       <w:spacing w:after="0" w:line="240" w:lineRule="auto"/>
     </w:pPr>
     <w:rPr>
-      <w:color w:val="000000" w:themeColor="text1"/>
+      <w:color w:val="000000"/>
     </w:rPr>
     <w:tblPr>
       <w:tblStyleRowBandSize w:val="1"/>
@@ -7766,7 +7767,7 @@
       <w:rPr>
         <w:b/>
         <w:bCs/>
-        <w:color w:val="1F497D" w:themeColor="text2"/>
+        <w:color w:val="000000"/>
       </w:rPr>
       <w:tblPr/>
       <w:tcPr>
@@ -7817,7 +7818,7 @@
       <w:spacing w:after="0" w:line="240" w:lineRule="auto"/>
     </w:pPr>
     <w:rPr>
-      <w:color w:val="000000" w:themeColor="text1"/>
+      <w:color w:val="000000"/>
     </w:rPr>
     <w:tblPr>
       <w:tblStyleRowBandSize w:val="1"/>
@@ -7850,7 +7851,7 @@
       <w:rPr>
         <w:b/>
         <w:bCs/>
-        <w:color w:val="1F497D" w:themeColor="text2"/>
+        <w:color w:val="000000"/>
       </w:rPr>
       <w:tblPr/>
       <w:tcPr>
@@ -7901,7 +7902,7 @@
       <w:spacing w:after="0" w:line="240" w:lineRule="auto"/>
     </w:pPr>
     <w:rPr>
-      <w:color w:val="000000" w:themeColor="text1"/>
+      <w:color w:val="000000"/>
     </w:rPr>
     <w:tblPr>
       <w:tblStyleRowBandSize w:val="1"/>
@@ -7934,7 +7935,7 @@
       <w:rPr>
         <w:b/>
         <w:bCs/>
-        <w:color w:val="1F497D" w:themeColor="text2"/>
+        <w:color w:val="000000"/>
       </w:rPr>
       <w:tblPr/>
       <w:tcPr>
@@ -7986,7 +7987,7 @@
     </w:pPr>
     <w:rPr>
       <w:rFonts w:asciiTheme="majorHAnsi" w:eastAsiaTheme="majorEastAsia" w:hAnsiTheme="majorHAnsi" w:cstheme="majorBidi"/>
-      <w:color w:val="000000" w:themeColor="text1"/>
+      <w:color w:val="000000"/>
     </w:rPr>
     <w:tblPr>
       <w:tblStyleRowBandSize w:val="1"/>
@@ -8114,7 +8115,7 @@
     </w:pPr>
     <w:rPr>
       <w:rFonts w:asciiTheme="majorHAnsi" w:eastAsiaTheme="majorEastAsia" w:hAnsiTheme="majorHAnsi" w:cstheme="majorBidi"/>
-      <w:color w:val="000000" w:themeColor="text1"/>
+      <w:color w:val="000000"/>
     </w:rPr>
     <w:tblPr>
       <w:tblStyleRowBandSize w:val="1"/>
@@ -8242,7 +8243,7 @@
     </w:pPr>
     <w:rPr>
       <w:rFonts w:asciiTheme="majorHAnsi" w:eastAsiaTheme="majorEastAsia" w:hAnsiTheme="majorHAnsi" w:cstheme="majorBidi"/>
-      <w:color w:val="000000" w:themeColor="text1"/>
+      <w:color w:val="000000"/>
     </w:rPr>
     <w:tblPr>
       <w:tblStyleRowBandSize w:val="1"/>
@@ -8370,7 +8371,7 @@
     </w:pPr>
     <w:rPr>
       <w:rFonts w:asciiTheme="majorHAnsi" w:eastAsiaTheme="majorEastAsia" w:hAnsiTheme="majorHAnsi" w:cstheme="majorBidi"/>
-      <w:color w:val="000000" w:themeColor="text1"/>
+      <w:color w:val="000000"/>
     </w:rPr>
     <w:tblPr>
       <w:tblStyleRowBandSize w:val="1"/>
@@ -8498,7 +8499,7 @@
     </w:pPr>
     <w:rPr>
       <w:rFonts w:asciiTheme="majorHAnsi" w:eastAsiaTheme="majorEastAsia" w:hAnsiTheme="majorHAnsi" w:cstheme="majorBidi"/>
-      <w:color w:val="000000" w:themeColor="text1"/>
+      <w:color w:val="000000"/>
     </w:rPr>
     <w:tblPr>
       <w:tblStyleRowBandSize w:val="1"/>
@@ -8626,7 +8627,7 @@
     </w:pPr>
     <w:rPr>
       <w:rFonts w:asciiTheme="majorHAnsi" w:eastAsiaTheme="majorEastAsia" w:hAnsiTheme="majorHAnsi" w:cstheme="majorBidi"/>
-      <w:color w:val="000000" w:themeColor="text1"/>
+      <w:color w:val="000000"/>
     </w:rPr>
     <w:tblPr>
       <w:tblStyleRowBandSize w:val="1"/>
@@ -8754,7 +8755,7 @@
     </w:pPr>
     <w:rPr>
       <w:rFonts w:asciiTheme="majorHAnsi" w:eastAsiaTheme="majorEastAsia" w:hAnsiTheme="majorHAnsi" w:cstheme="majorBidi"/>
-      <w:color w:val="000000" w:themeColor="text1"/>
+      <w:color w:val="000000"/>
     </w:rPr>
     <w:tblPr>
       <w:tblStyleRowBandSize w:val="1"/>
@@ -9393,7 +9394,7 @@
     </w:pPr>
     <w:rPr>
       <w:rFonts w:asciiTheme="majorHAnsi" w:eastAsiaTheme="majorEastAsia" w:hAnsiTheme="majorHAnsi" w:cstheme="majorBidi"/>
-      <w:color w:val="000000" w:themeColor="text1"/>
+      <w:color w:val="000000"/>
     </w:rPr>
     <w:tblPr>
       <w:tblStyleRowBandSize w:val="1"/>
@@ -9421,7 +9422,7 @@
       <w:rPr>
         <w:b/>
         <w:bCs/>
-        <w:color w:val="000000" w:themeColor="text1"/>
+        <w:color w:val="000000"/>
       </w:rPr>
       <w:tblPr/>
       <w:tcPr>
@@ -9432,7 +9433,7 @@
       <w:rPr>
         <w:b/>
         <w:bCs/>
-        <w:color w:val="000000" w:themeColor="text1"/>
+        <w:color w:val="000000"/>
       </w:rPr>
       <w:tblPr/>
       <w:tcPr>
@@ -9451,7 +9452,7 @@
       <w:rPr>
         <w:b/>
         <w:bCs/>
-        <w:color w:val="000000" w:themeColor="text1"/>
+        <w:color w:val="000000"/>
       </w:rPr>
       <w:tblPr/>
       <w:tcPr>
@@ -9470,7 +9471,7 @@
       <w:rPr>
         <w:b w:val="0"/>
         <w:bCs w:val="0"/>
-        <w:color w:val="000000" w:themeColor="text1"/>
+        <w:color w:val="000000"/>
       </w:rPr>
       <w:tblPr/>
       <w:tcPr>
@@ -9518,7 +9519,7 @@
     </w:pPr>
     <w:rPr>
       <w:rFonts w:asciiTheme="majorHAnsi" w:eastAsiaTheme="majorEastAsia" w:hAnsiTheme="majorHAnsi" w:cstheme="majorBidi"/>
-      <w:color w:val="000000" w:themeColor="text1"/>
+      <w:color w:val="000000"/>
     </w:rPr>
     <w:tblPr>
       <w:tblStyleRowBandSize w:val="1"/>
@@ -9546,7 +9547,7 @@
       <w:rPr>
         <w:b/>
         <w:bCs/>
-        <w:color w:val="000000" w:themeColor="text1"/>
+        <w:color w:val="000000"/>
       </w:rPr>
       <w:tblPr/>
       <w:tcPr>
@@ -9557,7 +9558,7 @@
       <w:rPr>
         <w:b/>
         <w:bCs/>
-        <w:color w:val="000000" w:themeColor="text1"/>
+        <w:color w:val="000000"/>
       </w:rPr>
       <w:tblPr/>
       <w:tcPr>
@@ -9576,7 +9577,7 @@
       <w:rPr>
         <w:b/>
         <w:bCs/>
-        <w:color w:val="000000" w:themeColor="text1"/>
+        <w:color w:val="000000"/>
       </w:rPr>
       <w:tblPr/>
       <w:tcPr>
@@ -9595,7 +9596,7 @@
       <w:rPr>
         <w:b w:val="0"/>
         <w:bCs w:val="0"/>
-        <w:color w:val="000000" w:themeColor="text1"/>
+        <w:color w:val="000000"/>
       </w:rPr>
       <w:tblPr/>
       <w:tcPr>
@@ -9643,7 +9644,7 @@
     </w:pPr>
     <w:rPr>
       <w:rFonts w:asciiTheme="majorHAnsi" w:eastAsiaTheme="majorEastAsia" w:hAnsiTheme="majorHAnsi" w:cstheme="majorBidi"/>
-      <w:color w:val="000000" w:themeColor="text1"/>
+      <w:color w:val="000000"/>
     </w:rPr>
     <w:tblPr>
       <w:tblStyleRowBandSize w:val="1"/>
@@ -9671,7 +9672,7 @@
       <w:rPr>
         <w:b/>
         <w:bCs/>
-        <w:color w:val="000000" w:themeColor="text1"/>
+        <w:color w:val="000000"/>
       </w:rPr>
       <w:tblPr/>
       <w:tcPr>
@@ -9682,7 +9683,7 @@
       <w:rPr>
         <w:b/>
         <w:bCs/>
-        <w:color w:val="000000" w:themeColor="text1"/>
+        <w:color w:val="000000"/>
       </w:rPr>
       <w:tblPr/>
       <w:tcPr>
@@ -9701,7 +9702,7 @@
       <w:rPr>
         <w:b/>
         <w:bCs/>
-        <w:color w:val="000000" w:themeColor="text1"/>
+        <w:color w:val="000000"/>
       </w:rPr>
       <w:tblPr/>
       <w:tcPr>
@@ -9720,7 +9721,7 @@
       <w:rPr>
         <w:b w:val="0"/>
         <w:bCs w:val="0"/>
-        <w:color w:val="000000" w:themeColor="text1"/>
+        <w:color w:val="000000"/>
       </w:rPr>
       <w:tblPr/>
       <w:tcPr>
@@ -9768,7 +9769,7 @@
     </w:pPr>
     <w:rPr>
       <w:rFonts w:asciiTheme="majorHAnsi" w:eastAsiaTheme="majorEastAsia" w:hAnsiTheme="majorHAnsi" w:cstheme="majorBidi"/>
-      <w:color w:val="000000" w:themeColor="text1"/>
+      <w:color w:val="000000"/>
     </w:rPr>
     <w:tblPr>
       <w:tblStyleRowBandSize w:val="1"/>
@@ -9796,7 +9797,7 @@
       <w:rPr>
         <w:b/>
         <w:bCs/>
-        <w:color w:val="000000" w:themeColor="text1"/>
+        <w:color w:val="000000"/>
       </w:rPr>
       <w:tblPr/>
       <w:tcPr>
@@ -9807,7 +9808,7 @@
       <w:rPr>
         <w:b/>
         <w:bCs/>
-        <w:color w:val="000000" w:themeColor="text1"/>
+        <w:color w:val="000000"/>
       </w:rPr>
       <w:tblPr/>
       <w:tcPr>
@@ -9826,7 +9827,7 @@
       <w:rPr>
         <w:b/>
         <w:bCs/>
-        <w:color w:val="000000" w:themeColor="text1"/>
+        <w:color w:val="000000"/>
       </w:rPr>
       <w:tblPr/>
       <w:tcPr>
@@ -9845,7 +9846,7 @@
       <w:rPr>
         <w:b w:val="0"/>
         <w:bCs w:val="0"/>
-        <w:color w:val="000000" w:themeColor="text1"/>
+        <w:color w:val="000000"/>
       </w:rPr>
       <w:tblPr/>
       <w:tcPr>
@@ -9893,7 +9894,7 @@
     </w:pPr>
     <w:rPr>
       <w:rFonts w:asciiTheme="majorHAnsi" w:eastAsiaTheme="majorEastAsia" w:hAnsiTheme="majorHAnsi" w:cstheme="majorBidi"/>
-      <w:color w:val="000000" w:themeColor="text1"/>
+      <w:color w:val="000000"/>
     </w:rPr>
     <w:tblPr>
       <w:tblStyleRowBandSize w:val="1"/>
@@ -9921,7 +9922,7 @@
       <w:rPr>
         <w:b/>
         <w:bCs/>
-        <w:color w:val="000000" w:themeColor="text1"/>
+        <w:color w:val="000000"/>
       </w:rPr>
       <w:tblPr/>
       <w:tcPr>
@@ -9932,7 +9933,7 @@
       <w:rPr>
         <w:b/>
         <w:bCs/>
-        <w:color w:val="000000" w:themeColor="text1"/>
+        <w:color w:val="000000"/>
       </w:rPr>
       <w:tblPr/>
       <w:tcPr>
@@ -9951,7 +9952,7 @@
       <w:rPr>
         <w:b/>
         <w:bCs/>
-        <w:color w:val="000000" w:themeColor="text1"/>
+        <w:color w:val="000000"/>
       </w:rPr>
       <w:tblPr/>
       <w:tcPr>
@@ -9970,7 +9971,7 @@
       <w:rPr>
         <w:b w:val="0"/>
         <w:bCs w:val="0"/>
-        <w:color w:val="000000" w:themeColor="text1"/>
+        <w:color w:val="000000"/>
       </w:rPr>
       <w:tblPr/>
       <w:tcPr>
@@ -10018,7 +10019,7 @@
     </w:pPr>
     <w:rPr>
       <w:rFonts w:asciiTheme="majorHAnsi" w:eastAsiaTheme="majorEastAsia" w:hAnsiTheme="majorHAnsi" w:cstheme="majorBidi"/>
-      <w:color w:val="000000" w:themeColor="text1"/>
+      <w:color w:val="000000"/>
     </w:rPr>
     <w:tblPr>
       <w:tblStyleRowBandSize w:val="1"/>
@@ -10046,7 +10047,7 @@
       <w:rPr>
         <w:b/>
         <w:bCs/>
-        <w:color w:val="000000" w:themeColor="text1"/>
+        <w:color w:val="000000"/>
       </w:rPr>
       <w:tblPr/>
       <w:tcPr>
@@ -10057,7 +10058,7 @@
       <w:rPr>
         <w:b/>
         <w:bCs/>
-        <w:color w:val="000000" w:themeColor="text1"/>
+        <w:color w:val="000000"/>
       </w:rPr>
       <w:tblPr/>
       <w:tcPr>
@@ -10076,7 +10077,7 @@
       <w:rPr>
         <w:b/>
         <w:bCs/>
-        <w:color w:val="000000" w:themeColor="text1"/>
+        <w:color w:val="000000"/>
       </w:rPr>
       <w:tblPr/>
       <w:tcPr>
@@ -10095,7 +10096,7 @@
       <w:rPr>
         <w:b w:val="0"/>
         <w:bCs w:val="0"/>
-        <w:color w:val="000000" w:themeColor="text1"/>
+        <w:color w:val="000000"/>
       </w:rPr>
       <w:tblPr/>
       <w:tcPr>
@@ -10143,7 +10144,7 @@
     </w:pPr>
     <w:rPr>
       <w:rFonts w:asciiTheme="majorHAnsi" w:eastAsiaTheme="majorEastAsia" w:hAnsiTheme="majorHAnsi" w:cstheme="majorBidi"/>
-      <w:color w:val="000000" w:themeColor="text1"/>
+      <w:color w:val="000000"/>
     </w:rPr>
     <w:tblPr>
       <w:tblStyleRowBandSize w:val="1"/>
@@ -10171,7 +10172,7 @@
       <w:rPr>
         <w:b/>
         <w:bCs/>
-        <w:color w:val="000000" w:themeColor="text1"/>
+        <w:color w:val="000000"/>
       </w:rPr>
       <w:tblPr/>
       <w:tcPr>
@@ -10182,7 +10183,7 @@
       <w:rPr>
         <w:b/>
         <w:bCs/>
-        <w:color w:val="000000" w:themeColor="text1"/>
+        <w:color w:val="000000"/>
       </w:rPr>
       <w:tblPr/>
       <w:tcPr>
@@ -10201,7 +10202,7 @@
       <w:rPr>
         <w:b/>
         <w:bCs/>
-        <w:color w:val="000000" w:themeColor="text1"/>
+        <w:color w:val="000000"/>
       </w:rPr>
       <w:tblPr/>
       <w:tcPr>
@@ -10220,7 +10221,7 @@
       <w:rPr>
         <w:b w:val="0"/>
         <w:bCs w:val="0"/>
-        <w:color w:val="000000" w:themeColor="text1"/>
+        <w:color w:val="000000"/>
       </w:rPr>
       <w:tblPr/>
       <w:tcPr>
@@ -10294,7 +10295,7 @@
         <w:bCs/>
         <w:i w:val="0"/>
         <w:iCs w:val="0"/>
-        <w:color w:val="FFFFFF" w:themeColor="background1"/>
+        <w:color w:val="000000"/>
       </w:rPr>
       <w:tblPr/>
       <w:tcPr>
@@ -10315,7 +10316,7 @@
         <w:bCs/>
         <w:i w:val="0"/>
         <w:iCs w:val="0"/>
-        <w:color w:val="FFFFFF" w:themeColor="background1"/>
+        <w:color w:val="000000"/>
       </w:rPr>
       <w:tblPr/>
       <w:tcPr>
@@ -10336,7 +10337,7 @@
         <w:bCs/>
         <w:i w:val="0"/>
         <w:iCs w:val="0"/>
-        <w:color w:val="FFFFFF" w:themeColor="background1"/>
+        <w:color w:val="000000"/>
       </w:rPr>
       <w:tblPr/>
       <w:tcPr>
@@ -10355,7 +10356,7 @@
         <w:bCs/>
         <w:i w:val="0"/>
         <w:iCs w:val="0"/>
-        <w:color w:val="FFFFFF" w:themeColor="background1"/>
+        <w:color w:val="000000"/>
       </w:rPr>
       <w:tblPr/>
       <w:tcPr>
@@ -10435,7 +10436,7 @@
         <w:bCs/>
         <w:i w:val="0"/>
         <w:iCs w:val="0"/>
-        <w:color w:val="FFFFFF" w:themeColor="background1"/>
+        <w:color w:val="000000"/>
       </w:rPr>
       <w:tblPr/>
       <w:tcPr>
@@ -10456,7 +10457,7 @@
         <w:bCs/>
         <w:i w:val="0"/>
         <w:iCs w:val="0"/>
-        <w:color w:val="FFFFFF" w:themeColor="background1"/>
+        <w:color w:val="000000"/>
       </w:rPr>
       <w:tblPr/>
       <w:tcPr>
@@ -10477,7 +10478,7 @@
         <w:bCs/>
         <w:i w:val="0"/>
         <w:iCs w:val="0"/>
-        <w:color w:val="FFFFFF" w:themeColor="background1"/>
+        <w:color w:val="000000"/>
       </w:rPr>
       <w:tblPr/>
       <w:tcPr>
@@ -10496,7 +10497,7 @@
         <w:bCs/>
         <w:i w:val="0"/>
         <w:iCs w:val="0"/>
-        <w:color w:val="FFFFFF" w:themeColor="background1"/>
+        <w:color w:val="000000"/>
       </w:rPr>
       <w:tblPr/>
       <w:tcPr>
@@ -10576,7 +10577,7 @@
         <w:bCs/>
         <w:i w:val="0"/>
         <w:iCs w:val="0"/>
-        <w:color w:val="FFFFFF" w:themeColor="background1"/>
+        <w:color w:val="000000"/>
       </w:rPr>
       <w:tblPr/>
       <w:tcPr>
@@ -10597,7 +10598,7 @@
         <w:bCs/>
         <w:i w:val="0"/>
         <w:iCs w:val="0"/>
-        <w:color w:val="FFFFFF" w:themeColor="background1"/>
+        <w:color w:val="000000"/>
       </w:rPr>
       <w:tblPr/>
       <w:tcPr>
@@ -10618,7 +10619,7 @@
         <w:bCs/>
         <w:i w:val="0"/>
         <w:iCs w:val="0"/>
-        <w:color w:val="FFFFFF" w:themeColor="background1"/>
+        <w:color w:val="000000"/>
       </w:rPr>
       <w:tblPr/>
       <w:tcPr>
@@ -10637,7 +10638,7 @@
         <w:bCs/>
         <w:i w:val="0"/>
         <w:iCs w:val="0"/>
-        <w:color w:val="FFFFFF" w:themeColor="background1"/>
+        <w:color w:val="000000"/>
       </w:rPr>
       <w:tblPr/>
       <w:tcPr>
@@ -10717,7 +10718,7 @@
         <w:bCs/>
         <w:i w:val="0"/>
         <w:iCs w:val="0"/>
-        <w:color w:val="FFFFFF" w:themeColor="background1"/>
+        <w:color w:val="000000"/>
       </w:rPr>
       <w:tblPr/>
       <w:tcPr>
@@ -10738,7 +10739,7 @@
         <w:bCs/>
         <w:i w:val="0"/>
         <w:iCs w:val="0"/>
-        <w:color w:val="FFFFFF" w:themeColor="background1"/>
+        <w:color w:val="000000"/>
       </w:rPr>
       <w:tblPr/>
       <w:tcPr>
@@ -10759,7 +10760,7 @@
         <w:bCs/>
         <w:i w:val="0"/>
         <w:iCs w:val="0"/>
-        <w:color w:val="FFFFFF" w:themeColor="background1"/>
+        <w:color w:val="000000"/>
       </w:rPr>
       <w:tblPr/>
       <w:tcPr>
@@ -10778,7 +10779,7 @@
         <w:bCs/>
         <w:i w:val="0"/>
         <w:iCs w:val="0"/>
-        <w:color w:val="FFFFFF" w:themeColor="background1"/>
+        <w:color w:val="000000"/>
       </w:rPr>
       <w:tblPr/>
       <w:tcPr>
@@ -10858,7 +10859,7 @@
         <w:bCs/>
         <w:i w:val="0"/>
         <w:iCs w:val="0"/>
-        <w:color w:val="FFFFFF" w:themeColor="background1"/>
+        <w:color w:val="000000"/>
       </w:rPr>
       <w:tblPr/>
       <w:tcPr>
@@ -10879,7 +10880,7 @@
         <w:bCs/>
         <w:i w:val="0"/>
         <w:iCs w:val="0"/>
-        <w:color w:val="FFFFFF" w:themeColor="background1"/>
+        <w:color w:val="000000"/>
       </w:rPr>
       <w:tblPr/>
       <w:tcPr>
@@ -10900,7 +10901,7 @@
         <w:bCs/>
         <w:i w:val="0"/>
         <w:iCs w:val="0"/>
-        <w:color w:val="FFFFFF" w:themeColor="background1"/>
+        <w:color w:val="000000"/>
       </w:rPr>
       <w:tblPr/>
       <w:tcPr>
@@ -10919,7 +10920,7 @@
         <w:bCs/>
         <w:i w:val="0"/>
         <w:iCs w:val="0"/>
-        <w:color w:val="FFFFFF" w:themeColor="background1"/>
+        <w:color w:val="000000"/>
       </w:rPr>
       <w:tblPr/>
       <w:tcPr>
@@ -10999,7 +11000,7 @@
         <w:bCs/>
         <w:i w:val="0"/>
         <w:iCs w:val="0"/>
-        <w:color w:val="FFFFFF" w:themeColor="background1"/>
+        <w:color w:val="000000"/>
       </w:rPr>
       <w:tblPr/>
       <w:tcPr>
@@ -11020,7 +11021,7 @@
         <w:bCs/>
         <w:i w:val="0"/>
         <w:iCs w:val="0"/>
-        <w:color w:val="FFFFFF" w:themeColor="background1"/>
+        <w:color w:val="000000"/>
       </w:rPr>
       <w:tblPr/>
       <w:tcPr>
@@ -11041,7 +11042,7 @@
         <w:bCs/>
         <w:i w:val="0"/>
         <w:iCs w:val="0"/>
-        <w:color w:val="FFFFFF" w:themeColor="background1"/>
+        <w:color w:val="000000"/>
       </w:rPr>
       <w:tblPr/>
       <w:tcPr>
@@ -11060,7 +11061,7 @@
         <w:bCs/>
         <w:i w:val="0"/>
         <w:iCs w:val="0"/>
-        <w:color w:val="FFFFFF" w:themeColor="background1"/>
+        <w:color w:val="000000"/>
       </w:rPr>
       <w:tblPr/>
       <w:tcPr>
@@ -11140,7 +11141,7 @@
         <w:bCs/>
         <w:i w:val="0"/>
         <w:iCs w:val="0"/>
-        <w:color w:val="FFFFFF" w:themeColor="background1"/>
+        <w:color w:val="000000"/>
       </w:rPr>
       <w:tblPr/>
       <w:tcPr>
@@ -11161,7 +11162,7 @@
         <w:bCs/>
         <w:i w:val="0"/>
         <w:iCs w:val="0"/>
-        <w:color w:val="FFFFFF" w:themeColor="background1"/>
+        <w:color w:val="000000"/>
       </w:rPr>
       <w:tblPr/>
       <w:tcPr>
@@ -11182,7 +11183,7 @@
         <w:bCs/>
         <w:i w:val="0"/>
         <w:iCs w:val="0"/>
-        <w:color w:val="FFFFFF" w:themeColor="background1"/>
+        <w:color w:val="000000"/>
       </w:rPr>
       <w:tblPr/>
       <w:tcPr>
@@ -11201,7 +11202,7 @@
         <w:bCs/>
         <w:i w:val="0"/>
         <w:iCs w:val="0"/>
-        <w:color w:val="FFFFFF" w:themeColor="background1"/>
+        <w:color w:val="000000"/>
       </w:rPr>
       <w:tblPr/>
       <w:tcPr>
@@ -11254,7 +11255,7 @@
       <w:spacing w:after="0" w:line="240" w:lineRule="auto"/>
     </w:pPr>
     <w:rPr>
-      <w:color w:val="FFFFFF" w:themeColor="background1"/>
+      <w:color w:val="000000"/>
     </w:rPr>
     <w:tblPr>
       <w:tblStyleRowBandSize w:val="1"/>
@@ -11368,7 +11369,7 @@
       <w:spacing w:after="0" w:line="240" w:lineRule="auto"/>
     </w:pPr>
     <w:rPr>
-      <w:color w:val="FFFFFF" w:themeColor="background1"/>
+      <w:color w:val="000000"/>
     </w:rPr>
     <w:tblPr>
       <w:tblStyleRowBandSize w:val="1"/>
@@ -11482,7 +11483,7 @@
       <w:spacing w:after="0" w:line="240" w:lineRule="auto"/>
     </w:pPr>
     <w:rPr>
-      <w:color w:val="FFFFFF" w:themeColor="background1"/>
+      <w:color w:val="000000"/>
     </w:rPr>
     <w:tblPr>
       <w:tblStyleRowBandSize w:val="1"/>
@@ -11596,7 +11597,7 @@
       <w:spacing w:after="0" w:line="240" w:lineRule="auto"/>
     </w:pPr>
     <w:rPr>
-      <w:color w:val="FFFFFF" w:themeColor="background1"/>
+      <w:color w:val="000000"/>
     </w:rPr>
     <w:tblPr>
       <w:tblStyleRowBandSize w:val="1"/>
@@ -11710,7 +11711,7 @@
       <w:spacing w:after="0" w:line="240" w:lineRule="auto"/>
     </w:pPr>
     <w:rPr>
-      <w:color w:val="FFFFFF" w:themeColor="background1"/>
+      <w:color w:val="000000"/>
     </w:rPr>
     <w:tblPr>
       <w:tblStyleRowBandSize w:val="1"/>
@@ -11824,7 +11825,7 @@
       <w:spacing w:after="0" w:line="240" w:lineRule="auto"/>
     </w:pPr>
     <w:rPr>
-      <w:color w:val="FFFFFF" w:themeColor="background1"/>
+      <w:color w:val="000000"/>
     </w:rPr>
     <w:tblPr>
       <w:tblStyleRowBandSize w:val="1"/>
@@ -11938,7 +11939,7 @@
       <w:spacing w:after="0" w:line="240" w:lineRule="auto"/>
     </w:pPr>
     <w:rPr>
-      <w:color w:val="FFFFFF" w:themeColor="background1"/>
+      <w:color w:val="000000"/>
     </w:rPr>
     <w:tblPr>
       <w:tblStyleRowBandSize w:val="1"/>
@@ -12052,7 +12053,7 @@
       <w:spacing w:after="0" w:line="240" w:lineRule="auto"/>
     </w:pPr>
     <w:rPr>
-      <w:color w:val="000000" w:themeColor="text1"/>
+      <w:color w:val="000000"/>
     </w:rPr>
     <w:tblPr>
       <w:tblStyleRowBandSize w:val="1"/>
@@ -12098,7 +12099,7 @@
       <w:rPr>
         <w:b/>
         <w:bCs/>
-        <w:color w:val="FFFFFF" w:themeColor="background1"/>
+        <w:color w:val="000000"/>
       </w:rPr>
       <w:tblPr/>
       <w:tcPr>
@@ -12110,7 +12111,7 @@
     </w:tblStylePr>
     <w:tblStylePr w:type="firstCol">
       <w:rPr>
-        <w:color w:val="FFFFFF" w:themeColor="background1"/>
+        <w:color w:val="000000"/>
       </w:rPr>
       <w:tblPr/>
       <w:tcPr>
@@ -12127,7 +12128,7 @@
     </w:tblStylePr>
     <w:tblStylePr w:type="lastCol">
       <w:rPr>
-        <w:color w:val="FFFFFF" w:themeColor="background1"/>
+        <w:color w:val="000000"/>
       </w:rPr>
       <w:tblPr/>
       <w:tcPr>
@@ -12156,12 +12157,12 @@
     </w:tblStylePr>
     <w:tblStylePr w:type="neCell">
       <w:rPr>
-        <w:color w:val="000000" w:themeColor="text1"/>
+        <w:color w:val="000000"/>
       </w:rPr>
     </w:tblStylePr>
     <w:tblStylePr w:type="nwCell">
       <w:rPr>
-        <w:color w:val="000000" w:themeColor="text1"/>
+        <w:color w:val="000000"/>
       </w:rPr>
     </w:tblStylePr>
   </w:style>
@@ -12174,7 +12175,7 @@
       <w:spacing w:after="0" w:line="240" w:lineRule="auto"/>
     </w:pPr>
     <w:rPr>
-      <w:color w:val="000000" w:themeColor="text1"/>
+      <w:color w:val="000000"/>
     </w:rPr>
     <w:tblPr>
       <w:tblStyleRowBandSize w:val="1"/>
@@ -12220,7 +12221,7 @@
       <w:rPr>
         <w:b/>
         <w:bCs/>
-        <w:color w:val="FFFFFF" w:themeColor="background1"/>
+        <w:color w:val="000000"/>
       </w:rPr>
       <w:tblPr/>
       <w:tcPr>
@@ -12232,7 +12233,7 @@
     </w:tblStylePr>
     <w:tblStylePr w:type="firstCol">
       <w:rPr>
-        <w:color w:val="FFFFFF" w:themeColor="background1"/>
+        <w:color w:val="000000"/>
       </w:rPr>
       <w:tblPr/>
       <w:tcPr>
@@ -12249,7 +12250,7 @@
     </w:tblStylePr>
     <w:tblStylePr w:type="lastCol">
       <w:rPr>
-        <w:color w:val="FFFFFF" w:themeColor="background1"/>
+        <w:color w:val="000000"/>
       </w:rPr>
       <w:tblPr/>
       <w:tcPr>
@@ -12278,12 +12279,12 @@
     </w:tblStylePr>
     <w:tblStylePr w:type="neCell">
       <w:rPr>
-        <w:color w:val="000000" w:themeColor="text1"/>
+        <w:color w:val="000000"/>
       </w:rPr>
     </w:tblStylePr>
     <w:tblStylePr w:type="nwCell">
       <w:rPr>
-        <w:color w:val="000000" w:themeColor="text1"/>
+        <w:color w:val="000000"/>
       </w:rPr>
     </w:tblStylePr>
   </w:style>
@@ -12296,7 +12297,7 @@
       <w:spacing w:after="0" w:line="240" w:lineRule="auto"/>
     </w:pPr>
     <w:rPr>
-      <w:color w:val="000000" w:themeColor="text1"/>
+      <w:color w:val="000000"/>
     </w:rPr>
     <w:tblPr>
       <w:tblStyleRowBandSize w:val="1"/>
@@ -12342,7 +12343,7 @@
       <w:rPr>
         <w:b/>
         <w:bCs/>
-        <w:color w:val="FFFFFF" w:themeColor="background1"/>
+        <w:color w:val="000000"/>
       </w:rPr>
       <w:tblPr/>
       <w:tcPr>
@@ -12354,7 +12355,7 @@
     </w:tblStylePr>
     <w:tblStylePr w:type="firstCol">
       <w:rPr>
-        <w:color w:val="FFFFFF" w:themeColor="background1"/>
+        <w:color w:val="000000"/>
       </w:rPr>
       <w:tblPr/>
       <w:tcPr>
@@ -12371,7 +12372,7 @@
     </w:tblStylePr>
     <w:tblStylePr w:type="lastCol">
       <w:rPr>
-        <w:color w:val="FFFFFF" w:themeColor="background1"/>
+        <w:color w:val="000000"/>
       </w:rPr>
       <w:tblPr/>
       <w:tcPr>
@@ -12400,12 +12401,12 @@
     </w:tblStylePr>
     <w:tblStylePr w:type="neCell">
       <w:rPr>
-        <w:color w:val="000000" w:themeColor="text1"/>
+        <w:color w:val="000000"/>
       </w:rPr>
     </w:tblStylePr>
     <w:tblStylePr w:type="nwCell">
       <w:rPr>
-        <w:color w:val="000000" w:themeColor="text1"/>
+        <w:color w:val="000000"/>
       </w:rPr>
     </w:tblStylePr>
   </w:style>
@@ -12418,7 +12419,7 @@
       <w:spacing w:after="0" w:line="240" w:lineRule="auto"/>
     </w:pPr>
     <w:rPr>
-      <w:color w:val="000000" w:themeColor="text1"/>
+      <w:color w:val="000000"/>
     </w:rPr>
     <w:tblPr>
       <w:tblStyleRowBandSize w:val="1"/>
@@ -12464,7 +12465,7 @@
       <w:rPr>
         <w:b/>
         <w:bCs/>
-        <w:color w:val="FFFFFF" w:themeColor="background1"/>
+        <w:color w:val="000000"/>
       </w:rPr>
       <w:tblPr/>
       <w:tcPr>
@@ -12476,7 +12477,7 @@
     </w:tblStylePr>
     <w:tblStylePr w:type="firstCol">
       <w:rPr>
-        <w:color w:val="FFFFFF" w:themeColor="background1"/>
+        <w:color w:val="000000"/>
       </w:rPr>
       <w:tblPr/>
       <w:tcPr>
@@ -12493,7 +12494,7 @@
     </w:tblStylePr>
     <w:tblStylePr w:type="lastCol">
       <w:rPr>
-        <w:color w:val="FFFFFF" w:themeColor="background1"/>
+        <w:color w:val="000000"/>
       </w:rPr>
       <w:tblPr/>
       <w:tcPr>
@@ -12530,7 +12531,7 @@
       <w:spacing w:after="0" w:line="240" w:lineRule="auto"/>
     </w:pPr>
     <w:rPr>
-      <w:color w:val="000000" w:themeColor="text1"/>
+      <w:color w:val="000000"/>
     </w:rPr>
     <w:tblPr>
       <w:tblStyleRowBandSize w:val="1"/>
@@ -12576,7 +12577,7 @@
       <w:rPr>
         <w:b/>
         <w:bCs/>
-        <w:color w:val="FFFFFF" w:themeColor="background1"/>
+        <w:color w:val="000000"/>
       </w:rPr>
       <w:tblPr/>
       <w:tcPr>
@@ -12588,7 +12589,7 @@
     </w:tblStylePr>
     <w:tblStylePr w:type="firstCol">
       <w:rPr>
-        <w:color w:val="FFFFFF" w:themeColor="background1"/>
+        <w:color w:val="000000"/>
       </w:rPr>
       <w:tblPr/>
       <w:tcPr>
@@ -12605,7 +12606,7 @@
     </w:tblStylePr>
     <w:tblStylePr w:type="lastCol">
       <w:rPr>
-        <w:color w:val="FFFFFF" w:themeColor="background1"/>
+        <w:color w:val="000000"/>
       </w:rPr>
       <w:tblPr/>
       <w:tcPr>
@@ -12634,12 +12635,12 @@
     </w:tblStylePr>
     <w:tblStylePr w:type="neCell">
       <w:rPr>
-        <w:color w:val="000000" w:themeColor="text1"/>
+        <w:color w:val="000000"/>
       </w:rPr>
     </w:tblStylePr>
     <w:tblStylePr w:type="nwCell">
       <w:rPr>
-        <w:color w:val="000000" w:themeColor="text1"/>
+        <w:color w:val="000000"/>
       </w:rPr>
     </w:tblStylePr>
   </w:style>
@@ -12652,7 +12653,7 @@
       <w:spacing w:after="0" w:line="240" w:lineRule="auto"/>
     </w:pPr>
     <w:rPr>
-      <w:color w:val="000000" w:themeColor="text1"/>
+      <w:color w:val="000000"/>
     </w:rPr>
     <w:tblPr>
       <w:tblStyleRowBandSize w:val="1"/>
@@ -12698,7 +12699,7 @@
       <w:rPr>
         <w:b/>
         <w:bCs/>
-        <w:color w:val="FFFFFF" w:themeColor="background1"/>
+        <w:color w:val="000000"/>
       </w:rPr>
       <w:tblPr/>
       <w:tcPr>
@@ -12710,7 +12711,7 @@
     </w:tblStylePr>
     <w:tblStylePr w:type="firstCol">
       <w:rPr>
-        <w:color w:val="FFFFFF" w:themeColor="background1"/>
+        <w:color w:val="000000"/>
       </w:rPr>
       <w:tblPr/>
       <w:tcPr>
@@ -12727,7 +12728,7 @@
     </w:tblStylePr>
     <w:tblStylePr w:type="lastCol">
       <w:rPr>
-        <w:color w:val="FFFFFF" w:themeColor="background1"/>
+        <w:color w:val="000000"/>
       </w:rPr>
       <w:tblPr/>
       <w:tcPr>
@@ -12756,12 +12757,12 @@
     </w:tblStylePr>
     <w:tblStylePr w:type="neCell">
       <w:rPr>
-        <w:color w:val="000000" w:themeColor="text1"/>
+        <w:color w:val="000000"/>
       </w:rPr>
     </w:tblStylePr>
     <w:tblStylePr w:type="nwCell">
       <w:rPr>
-        <w:color w:val="000000" w:themeColor="text1"/>
+        <w:color w:val="000000"/>
       </w:rPr>
     </w:tblStylePr>
   </w:style>
@@ -12774,7 +12775,7 @@
       <w:spacing w:after="0" w:line="240" w:lineRule="auto"/>
     </w:pPr>
     <w:rPr>
-      <w:color w:val="000000" w:themeColor="text1"/>
+      <w:color w:val="000000"/>
     </w:rPr>
     <w:tblPr>
       <w:tblStyleRowBandSize w:val="1"/>
@@ -12820,7 +12821,7 @@
       <w:rPr>
         <w:b/>
         <w:bCs/>
-        <w:color w:val="FFFFFF" w:themeColor="background1"/>
+        <w:color w:val="000000"/>
       </w:rPr>
       <w:tblPr/>
       <w:tcPr>
@@ -12832,7 +12833,7 @@
     </w:tblStylePr>
     <w:tblStylePr w:type="firstCol">
       <w:rPr>
-        <w:color w:val="FFFFFF" w:themeColor="background1"/>
+        <w:color w:val="000000"/>
       </w:rPr>
       <w:tblPr/>
       <w:tcPr>
@@ -12849,7 +12850,7 @@
     </w:tblStylePr>
     <w:tblStylePr w:type="lastCol">
       <w:rPr>
-        <w:color w:val="FFFFFF" w:themeColor="background1"/>
+        <w:color w:val="000000"/>
       </w:rPr>
       <w:tblPr/>
       <w:tcPr>
@@ -12878,12 +12879,12 @@
     </w:tblStylePr>
     <w:tblStylePr w:type="neCell">
       <w:rPr>
-        <w:color w:val="000000" w:themeColor="text1"/>
+        <w:color w:val="000000"/>
       </w:rPr>
     </w:tblStylePr>
     <w:tblStylePr w:type="nwCell">
       <w:rPr>
-        <w:color w:val="000000" w:themeColor="text1"/>
+        <w:color w:val="000000"/>
       </w:rPr>
     </w:tblStylePr>
   </w:style>
@@ -12896,7 +12897,7 @@
       <w:spacing w:after="0" w:line="240" w:lineRule="auto"/>
     </w:pPr>
     <w:rPr>
-      <w:color w:val="000000" w:themeColor="text1"/>
+      <w:color w:val="000000"/>
     </w:rPr>
     <w:tblPr>
       <w:tblStyleRowBandSize w:val="1"/>
@@ -12916,7 +12917,7 @@
       <w:rPr>
         <w:b/>
         <w:bCs/>
-        <w:color w:val="FFFFFF" w:themeColor="background1"/>
+        <w:color w:val="000000"/>
       </w:rPr>
       <w:tblPr/>
       <w:tcPr>
@@ -12930,7 +12931,7 @@
       <w:rPr>
         <w:b/>
         <w:bCs/>
-        <w:color w:val="9E3A38" w:themeColor="accent2" w:themeShade="CC"/>
+        <w:color w:val="000000"/>
       </w:rPr>
       <w:tblPr/>
       <w:tcPr>
@@ -12982,7 +12983,7 @@
       <w:spacing w:after="0" w:line="240" w:lineRule="auto"/>
     </w:pPr>
     <w:rPr>
-      <w:color w:val="000000" w:themeColor="text1"/>
+      <w:color w:val="000000"/>
     </w:rPr>
     <w:tblPr>
       <w:tblStyleRowBandSize w:val="1"/>
@@ -13002,7 +13003,7 @@
       <w:rPr>
         <w:b/>
         <w:bCs/>
-        <w:color w:val="FFFFFF" w:themeColor="background1"/>
+        <w:color w:val="000000"/>
       </w:rPr>
       <w:tblPr/>
       <w:tcPr>
@@ -13016,7 +13017,7 @@
       <w:rPr>
         <w:b/>
         <w:bCs/>
-        <w:color w:val="9E3A38" w:themeColor="accent2" w:themeShade="CC"/>
+        <w:color w:val="000000"/>
       </w:rPr>
       <w:tblPr/>
       <w:tcPr>
@@ -13068,7 +13069,7 @@
       <w:spacing w:after="0" w:line="240" w:lineRule="auto"/>
     </w:pPr>
     <w:rPr>
-      <w:color w:val="000000" w:themeColor="text1"/>
+      <w:color w:val="000000"/>
     </w:rPr>
     <w:tblPr>
       <w:tblStyleRowBandSize w:val="1"/>
@@ -13088,7 +13089,7 @@
       <w:rPr>
         <w:b/>
         <w:bCs/>
-        <w:color w:val="FFFFFF" w:themeColor="background1"/>
+        <w:color w:val="000000"/>
       </w:rPr>
       <w:tblPr/>
       <w:tcPr>
@@ -13102,7 +13103,7 @@
       <w:rPr>
         <w:b/>
         <w:bCs/>
-        <w:color w:val="9E3A38" w:themeColor="accent2" w:themeShade="CC"/>
+        <w:color w:val="000000"/>
       </w:rPr>
       <w:tblPr/>
       <w:tcPr>
@@ -13154,7 +13155,7 @@
       <w:spacing w:after="0" w:line="240" w:lineRule="auto"/>
     </w:pPr>
     <w:rPr>
-      <w:color w:val="000000" w:themeColor="text1"/>
+      <w:color w:val="000000"/>
     </w:rPr>
     <w:tblPr>
       <w:tblStyleRowBandSize w:val="1"/>
@@ -13174,7 +13175,7 @@
       <w:rPr>
         <w:b/>
         <w:bCs/>
-        <w:color w:val="FFFFFF" w:themeColor="background1"/>
+        <w:color w:val="000000"/>
       </w:rPr>
       <w:tblPr/>
       <w:tcPr>
@@ -13188,7 +13189,7 @@
       <w:rPr>
         <w:b/>
         <w:bCs/>
-        <w:color w:val="664E82" w:themeColor="accent4" w:themeShade="CC"/>
+        <w:color w:val="000000"/>
       </w:rPr>
       <w:tblPr/>
       <w:tcPr>
@@ -13240,7 +13241,7 @@
       <w:spacing w:after="0" w:line="240" w:lineRule="auto"/>
     </w:pPr>
     <w:rPr>
-      <w:color w:val="000000" w:themeColor="text1"/>
+      <w:color w:val="000000"/>
     </w:rPr>
     <w:tblPr>
       <w:tblStyleRowBandSize w:val="1"/>
@@ -13260,7 +13261,7 @@
       <w:rPr>
         <w:b/>
         <w:bCs/>
-        <w:color w:val="FFFFFF" w:themeColor="background1"/>
+        <w:color w:val="000000"/>
       </w:rPr>
       <w:tblPr/>
       <w:tcPr>
@@ -13274,7 +13275,7 @@
       <w:rPr>
         <w:b/>
         <w:bCs/>
-        <w:color w:val="7E9C40" w:themeColor="accent3" w:themeShade="CC"/>
+        <w:color w:val="000000"/>
       </w:rPr>
       <w:tblPr/>
       <w:tcPr>
@@ -13326,7 +13327,7 @@
       <w:spacing w:after="0" w:line="240" w:lineRule="auto"/>
     </w:pPr>
     <w:rPr>
-      <w:color w:val="000000" w:themeColor="text1"/>
+      <w:color w:val="000000"/>
     </w:rPr>
     <w:tblPr>
       <w:tblStyleRowBandSize w:val="1"/>
@@ -13346,7 +13347,7 @@
       <w:rPr>
         <w:b/>
         <w:bCs/>
-        <w:color w:val="FFFFFF" w:themeColor="background1"/>
+        <w:color w:val="000000"/>
       </w:rPr>
       <w:tblPr/>
       <w:tcPr>
@@ -13360,7 +13361,7 @@
       <w:rPr>
         <w:b/>
         <w:bCs/>
-        <w:color w:val="F2730A" w:themeColor="accent6" w:themeShade="CC"/>
+        <w:color w:val="000000"/>
       </w:rPr>
       <w:tblPr/>
       <w:tcPr>
@@ -13412,7 +13413,7 @@
       <w:spacing w:after="0" w:line="240" w:lineRule="auto"/>
     </w:pPr>
     <w:rPr>
-      <w:color w:val="000000" w:themeColor="text1"/>
+      <w:color w:val="000000"/>
     </w:rPr>
     <w:tblPr>
       <w:tblStyleRowBandSize w:val="1"/>
@@ -13432,7 +13433,7 @@
       <w:rPr>
         <w:b/>
         <w:bCs/>
-        <w:color w:val="FFFFFF" w:themeColor="background1"/>
+        <w:color w:val="000000"/>
       </w:rPr>
       <w:tblPr/>
       <w:tcPr>
@@ -13446,7 +13447,7 @@
       <w:rPr>
         <w:b/>
         <w:bCs/>
-        <w:color w:val="348DA5" w:themeColor="accent5" w:themeShade="CC"/>
+        <w:color w:val="000000"/>
       </w:rPr>
       <w:tblPr/>
       <w:tcPr>
@@ -13498,7 +13499,7 @@
       <w:spacing w:after="0" w:line="240" w:lineRule="auto"/>
     </w:pPr>
     <w:rPr>
-      <w:color w:val="000000" w:themeColor="text1"/>
+      <w:color w:val="000000"/>
     </w:rPr>
     <w:tblPr>
       <w:tblStyleRowBandSize w:val="1"/>
@@ -13531,7 +13532,7 @@
       <w:rPr>
         <w:b/>
         <w:bCs/>
-        <w:color w:val="000000" w:themeColor="text1"/>
+        <w:color w:val="000000"/>
       </w:rPr>
       <w:tblPr/>
       <w:tcPr>
@@ -13540,7 +13541,7 @@
     </w:tblStylePr>
     <w:tblStylePr w:type="firstCol">
       <w:rPr>
-        <w:color w:val="FFFFFF" w:themeColor="background1"/>
+        <w:color w:val="000000"/>
       </w:rPr>
       <w:tblPr/>
       <w:tcPr>
@@ -13549,7 +13550,7 @@
     </w:tblStylePr>
     <w:tblStylePr w:type="lastCol">
       <w:rPr>
-        <w:color w:val="FFFFFF" w:themeColor="background1"/>
+        <w:color w:val="000000"/>
       </w:rPr>
       <w:tblPr/>
       <w:tcPr>
@@ -13578,7 +13579,7 @@
       <w:spacing w:after="0" w:line="240" w:lineRule="auto"/>
     </w:pPr>
     <w:rPr>
-      <w:color w:val="000000" w:themeColor="text1"/>
+      <w:color w:val="000000"/>
     </w:rPr>
     <w:tblPr>
       <w:tblStyleRowBandSize w:val="1"/>
@@ -13611,7 +13612,7 @@
       <w:rPr>
         <w:b/>
         <w:bCs/>
-        <w:color w:val="000000" w:themeColor="text1"/>
+        <w:color w:val="000000"/>
       </w:rPr>
       <w:tblPr/>
       <w:tcPr>
@@ -13620,7 +13621,7 @@
     </w:tblStylePr>
     <w:tblStylePr w:type="firstCol">
       <w:rPr>
-        <w:color w:val="FFFFFF" w:themeColor="background1"/>
+        <w:color w:val="000000"/>
       </w:rPr>
       <w:tblPr/>
       <w:tcPr>
@@ -13629,7 +13630,7 @@
     </w:tblStylePr>
     <w:tblStylePr w:type="lastCol">
       <w:rPr>
-        <w:color w:val="FFFFFF" w:themeColor="background1"/>
+        <w:color w:val="000000"/>
       </w:rPr>
       <w:tblPr/>
       <w:tcPr>
@@ -13658,7 +13659,7 @@
       <w:spacing w:after="0" w:line="240" w:lineRule="auto"/>
     </w:pPr>
     <w:rPr>
-      <w:color w:val="000000" w:themeColor="text1"/>
+      <w:color w:val="000000"/>
     </w:rPr>
     <w:tblPr>
       <w:tblStyleRowBandSize w:val="1"/>
@@ -13691,7 +13692,7 @@
       <w:rPr>
         <w:b/>
         <w:bCs/>
-        <w:color w:val="000000" w:themeColor="text1"/>
+        <w:color w:val="000000"/>
       </w:rPr>
       <w:tblPr/>
       <w:tcPr>
@@ -13700,7 +13701,7 @@
     </w:tblStylePr>
     <w:tblStylePr w:type="firstCol">
       <w:rPr>
-        <w:color w:val="FFFFFF" w:themeColor="background1"/>
+        <w:color w:val="000000"/>
       </w:rPr>
       <w:tblPr/>
       <w:tcPr>
@@ -13709,7 +13710,7 @@
     </w:tblStylePr>
     <w:tblStylePr w:type="lastCol">
       <w:rPr>
-        <w:color w:val="FFFFFF" w:themeColor="background1"/>
+        <w:color w:val="000000"/>
       </w:rPr>
       <w:tblPr/>
       <w:tcPr>
@@ -13738,7 +13739,7 @@
       <w:spacing w:after="0" w:line="240" w:lineRule="auto"/>
     </w:pPr>
     <w:rPr>
-      <w:color w:val="000000" w:themeColor="text1"/>
+      <w:color w:val="000000"/>
     </w:rPr>
     <w:tblPr>
       <w:tblStyleRowBandSize w:val="1"/>
@@ -13771,7 +13772,7 @@
       <w:rPr>
         <w:b/>
         <w:bCs/>
-        <w:color w:val="000000" w:themeColor="text1"/>
+        <w:color w:val="000000"/>
       </w:rPr>
       <w:tblPr/>
       <w:tcPr>
@@ -13780,7 +13781,7 @@
     </w:tblStylePr>
     <w:tblStylePr w:type="firstCol">
       <w:rPr>
-        <w:color w:val="FFFFFF" w:themeColor="background1"/>
+        <w:color w:val="000000"/>
       </w:rPr>
       <w:tblPr/>
       <w:tcPr>
@@ -13789,7 +13790,7 @@
     </w:tblStylePr>
     <w:tblStylePr w:type="lastCol">
       <w:rPr>
-        <w:color w:val="FFFFFF" w:themeColor="background1"/>
+        <w:color w:val="000000"/>
       </w:rPr>
       <w:tblPr/>
       <w:tcPr>
@@ -13818,7 +13819,7 @@
       <w:spacing w:after="0" w:line="240" w:lineRule="auto"/>
     </w:pPr>
     <w:rPr>
-      <w:color w:val="000000" w:themeColor="text1"/>
+      <w:color w:val="000000"/>
     </w:rPr>
     <w:tblPr>
       <w:tblStyleRowBandSize w:val="1"/>
@@ -13851,7 +13852,7 @@
       <w:rPr>
         <w:b/>
         <w:bCs/>
-        <w:color w:val="000000" w:themeColor="text1"/>
+        <w:color w:val="000000"/>
       </w:rPr>
       <w:tblPr/>
       <w:tcPr>
@@ -13860,7 +13861,7 @@
     </w:tblStylePr>
     <w:tblStylePr w:type="firstCol">
       <w:rPr>
-        <w:color w:val="FFFFFF" w:themeColor="background1"/>
+        <w:color w:val="000000"/>
       </w:rPr>
       <w:tblPr/>
       <w:tcPr>
@@ -13869,7 +13870,7 @@
     </w:tblStylePr>
     <w:tblStylePr w:type="lastCol">
       <w:rPr>
-        <w:color w:val="FFFFFF" w:themeColor="background1"/>
+        <w:color w:val="000000"/>
       </w:rPr>
       <w:tblPr/>
       <w:tcPr>
@@ -13898,7 +13899,7 @@
       <w:spacing w:after="0" w:line="240" w:lineRule="auto"/>
     </w:pPr>
     <w:rPr>
-      <w:color w:val="000000" w:themeColor="text1"/>
+      <w:color w:val="000000"/>
     </w:rPr>
     <w:tblPr>
       <w:tblStyleRowBandSize w:val="1"/>
@@ -13931,7 +13932,7 @@
       <w:rPr>
         <w:b/>
         <w:bCs/>
-        <w:color w:val="000000" w:themeColor="text1"/>
+        <w:color w:val="000000"/>
       </w:rPr>
       <w:tblPr/>
       <w:tcPr>
@@ -13940,7 +13941,7 @@
     </w:tblStylePr>
     <w:tblStylePr w:type="firstCol">
       <w:rPr>
-        <w:color w:val="FFFFFF" w:themeColor="background1"/>
+        <w:color w:val="000000"/>
       </w:rPr>
       <w:tblPr/>
       <w:tcPr>
@@ -13949,7 +13950,7 @@
     </w:tblStylePr>
     <w:tblStylePr w:type="lastCol">
       <w:rPr>
-        <w:color w:val="FFFFFF" w:themeColor="background1"/>
+        <w:color w:val="000000"/>
       </w:rPr>
       <w:tblPr/>
       <w:tcPr>
@@ -13978,7 +13979,7 @@
       <w:spacing w:after="0" w:line="240" w:lineRule="auto"/>
     </w:pPr>
     <w:rPr>
-      <w:color w:val="000000" w:themeColor="text1"/>
+      <w:color w:val="000000"/>
     </w:rPr>
     <w:tblPr>
       <w:tblStyleRowBandSize w:val="1"/>
@@ -14011,7 +14012,7 @@
       <w:rPr>
         <w:b/>
         <w:bCs/>
-        <w:color w:val="000000" w:themeColor="text1"/>
+        <w:color w:val="000000"/>
       </w:rPr>
       <w:tblPr/>
       <w:tcPr>
@@ -14020,7 +14021,7 @@
     </w:tblStylePr>
     <w:tblStylePr w:type="firstCol">
       <w:rPr>
-        <w:color w:val="FFFFFF" w:themeColor="background1"/>
+        <w:color w:val="000000"/>
       </w:rPr>
       <w:tblPr/>
       <w:tcPr>
@@ -14029,7 +14030,7 @@
     </w:tblStylePr>
     <w:tblStylePr w:type="lastCol">
       <w:rPr>
-        <w:color w:val="FFFFFF" w:themeColor="background1"/>
+        <w:color w:val="000000"/>
       </w:rPr>
       <w:tblPr/>
       <w:tcPr>
